--- a/docs/research/mvp/final/v02-data-plane/daita.docx
+++ b/docs/research/mvp/final/v02-data-plane/daita.docx
@@ -10,7 +10,7 @@
         <w:t xml:space="preserve">DAITA (Defense Against AI-guided Traffic Analysis)</w:t>
       </w:r>
     </w:p>
-    <w:bookmarkStart w:id="44" w:name="X7c8dde04f641705b8585d4a2a77f69d95ec7caa"/>
+    <w:bookmarkStart w:id="56" w:name="X7c8dde04f641705b8585d4a2a77f69d95ec7caa"/>
     <w:p>
       <w:pPr>
         <w:pStyle w:val="Heading1"/>
@@ -2252,7 +2252,7 @@
     </w:p>
     <w:bookmarkEnd w:id="14"/>
     <w:bookmarkEnd w:id="15"/>
-    <w:bookmarkStart w:id="16" w:name="Xbe8b2fc91eabcb92a3ee7111821782e354b44bf"/>
+    <w:bookmarkStart w:id="19" w:name="Xbe8b2fc91eabcb92a3ee7111821782e354b44bf"/>
     <w:p>
       <w:pPr>
         <w:pStyle w:val="Heading2"/>
@@ -2366,11 +2366,46 @@
         <w:pStyle w:val="BodyText"/>
       </w:pPr>
       <w:r>
-        <w:rPr>
-          <w:b/>
-          <w:bCs/>
-        </w:rPr>
-        <w:t xml:space="preserve">[MERMAID RENDER FAILED — block #1]</w:t>
+        <w:drawing>
+          <wp:inline>
+            <wp:extent cx="5334000" cy="714375"/>
+            <wp:effectExtent b="0" l="0" r="0" t="0"/>
+            <wp:docPr descr="diagram" title="" id="17" name="Picture"/>
+            <a:graphic>
+              <a:graphicData uri="http://schemas.openxmlformats.org/drawingml/2006/picture">
+                <pic:pic>
+                  <pic:nvPicPr>
+                    <pic:cNvPr descr="/tmp/.private/milosvasic/tmp.UrUSCZVJTH/img/diagram_001_f8861e52f129.png" id="18" name="Picture"/>
+                    <pic:cNvPicPr>
+                      <a:picLocks noChangeArrowheads="1" noChangeAspect="1"/>
+                    </pic:cNvPicPr>
+                  </pic:nvPicPr>
+                  <pic:blipFill>
+                    <a:blip r:embed="rId16"/>
+                    <a:stretch>
+                      <a:fillRect/>
+                    </a:stretch>
+                  </pic:blipFill>
+                  <pic:spPr bwMode="auto">
+                    <a:xfrm>
+                      <a:off x="0" y="0"/>
+                      <a:ext cx="5334000" cy="714375"/>
+                    </a:xfrm>
+                    <a:prstGeom prst="rect">
+                      <a:avLst/>
+                    </a:prstGeom>
+                    <a:noFill/>
+                    <a:ln w="9525">
+                      <a:noFill/>
+                      <a:headEnd/>
+                      <a:tailEnd/>
+                    </a:ln>
+                  </pic:spPr>
+                </pic:pic>
+              </a:graphicData>
+            </a:graphic>
+          </wp:inline>
+        </w:drawing>
       </w:r>
     </w:p>
     <w:p>
@@ -2560,8 +2595,8 @@
         </w:pict>
       </w:r>
     </w:p>
-    <w:bookmarkEnd w:id="16"/>
-    <w:bookmarkStart w:id="20" w:name="X319fea1d50669eb832d3d56d3ce6e22265db328"/>
+    <w:bookmarkEnd w:id="19"/>
+    <w:bookmarkStart w:id="23" w:name="X319fea1d50669eb832d3d56d3ce6e22265db328"/>
     <w:p>
       <w:pPr>
         <w:pStyle w:val="Heading2"/>
@@ -2570,7 +2605,7 @@
         <w:t xml:space="preserve">3. The maybenot framework (the vendored engine)</w:t>
       </w:r>
     </w:p>
-    <w:bookmarkStart w:id="17" w:name="Xbdeb1c2162bf674c5ccd79da7f29e9ea4d6a52d"/>
+    <w:bookmarkStart w:id="20" w:name="Xbdeb1c2162bf674c5ccd79da7f29e9ea4d6a52d"/>
     <w:p>
       <w:pPr>
         <w:pStyle w:val="Heading3"/>
@@ -3229,8 +3264,8 @@
         <w:t xml:space="preserve">as a planning placeholder, not a fact.</w:t>
       </w:r>
     </w:p>
-    <w:bookmarkEnd w:id="17"/>
-    <w:bookmarkStart w:id="18" w:name="X405d016e3f7a3fccb702a2b88b9f85db3f701f2"/>
+    <w:bookmarkEnd w:id="20"/>
+    <w:bookmarkStart w:id="21" w:name="X405d016e3f7a3fccb702a2b88b9f85db3f701f2"/>
     <w:p>
       <w:pPr>
         <w:pStyle w:val="Heading3"/>
@@ -3603,8 +3638,8 @@
         <w:t xml:space="preserve">from config (D5).</w:t>
       </w:r>
     </w:p>
-    <w:bookmarkEnd w:id="18"/>
-    <w:bookmarkStart w:id="19" w:name="X9ade9ec3d9f90187f4f9b2bb6016dba128f813c"/>
+    <w:bookmarkEnd w:id="21"/>
+    <w:bookmarkStart w:id="22" w:name="X9ade9ec3d9f90187f4f9b2bb6016dba128f813c"/>
     <w:p>
       <w:pPr>
         <w:pStyle w:val="Heading3"/>
@@ -4094,9 +4129,9 @@
         </w:pict>
       </w:r>
     </w:p>
-    <w:bookmarkEnd w:id="19"/>
-    <w:bookmarkEnd w:id="20"/>
-    <w:bookmarkStart w:id="24" w:name="Xae1687b484c1e93137304cebe06faf5ab82992c"/>
+    <w:bookmarkEnd w:id="22"/>
+    <w:bookmarkEnd w:id="23"/>
+    <w:bookmarkStart w:id="27" w:name="Xae1687b484c1e93137304cebe06faf5ab82992c"/>
     <w:p>
       <w:pPr>
         <w:pStyle w:val="Heading2"/>
@@ -4149,7 +4184,7 @@
         <w:t xml:space="preserve">component (own logic, no project-specific reach) per §11.4.28.</w:t>
       </w:r>
     </w:p>
-    <w:bookmarkStart w:id="21" w:name="X00ed52b6d4b6785c31e77363517bfd075ca1503"/>
+    <w:bookmarkStart w:id="24" w:name="X00ed52b6d4b6785c31e77363517bfd075ca1503"/>
     <w:p>
       <w:pPr>
         <w:pStyle w:val="Heading3"/>
@@ -6620,8 +6655,8 @@
         <w:t xml:space="preserve">}</w:t>
       </w:r>
     </w:p>
-    <w:bookmarkEnd w:id="21"/>
-    <w:bookmarkStart w:id="22" w:name="X322e9c1253f7667aa27702deecd85b51c4ef9ff"/>
+    <w:bookmarkEnd w:id="24"/>
+    <w:bookmarkStart w:id="25" w:name="X322e9c1253f7667aa27702deecd85b51c4ef9ff"/>
     <w:p>
       <w:pPr>
         <w:pStyle w:val="Heading3"/>
@@ -7442,8 +7477,8 @@
         <w:t xml:space="preserve">}</w:t>
       </w:r>
     </w:p>
-    <w:bookmarkEnd w:id="22"/>
-    <w:bookmarkStart w:id="23" w:name="Xd2dbd33820ccc08be0d5e1c0c52b7a97f28b5f3"/>
+    <w:bookmarkEnd w:id="25"/>
+    <w:bookmarkStart w:id="26" w:name="Xd2dbd33820ccc08be0d5e1c0c52b7a97f28b5f3"/>
     <w:p>
       <w:pPr>
         <w:pStyle w:val="Heading3"/>
@@ -8321,9 +8356,9 @@
         </w:pict>
       </w:r>
     </w:p>
-    <w:bookmarkEnd w:id="23"/>
-    <w:bookmarkEnd w:id="24"/>
-    <w:bookmarkStart w:id="27" w:name="X6d1d4ea066cffad630eb19280a37c65ce9755e4"/>
+    <w:bookmarkEnd w:id="26"/>
+    <w:bookmarkEnd w:id="27"/>
+    <w:bookmarkStart w:id="33" w:name="X6d1d4ea066cffad630eb19280a37c65ce9755e4"/>
     <w:p>
       <w:pPr>
         <w:pStyle w:val="Heading2"/>
@@ -8543,7 +8578,7 @@
         <w:t xml:space="preserve">rides inside the encrypted-looking transport payload).</w:t>
       </w:r>
     </w:p>
-    <w:bookmarkStart w:id="25" w:name="X3961e07b89472404d9179d4a309a5e404cbc426"/>
+    <w:bookmarkStart w:id="28" w:name="X3961e07b89472404d9179d4a309a5e404cbc426"/>
     <w:p>
       <w:pPr>
         <w:pStyle w:val="Heading3"/>
@@ -8867,8 +8902,8 @@
         <w:t xml:space="preserve">fill (the conservative choice, §11.4.6).</w:t>
       </w:r>
     </w:p>
-    <w:bookmarkEnd w:id="25"/>
-    <w:bookmarkStart w:id="26" w:name="X508543e9122efaff99bfc8be374884d6d36368d"/>
+    <w:bookmarkEnd w:id="28"/>
+    <w:bookmarkStart w:id="32" w:name="X508543e9122efaff99bfc8be374884d6d36368d"/>
     <w:p>
       <w:pPr>
         <w:pStyle w:val="Heading3"/>
@@ -8891,11 +8926,46 @@
         <w:pStyle w:val="FirstParagraph"/>
       </w:pPr>
       <w:r>
-        <w:rPr>
-          <w:b/>
-          <w:bCs/>
-        </w:rPr>
-        <w:t xml:space="preserve">[MERMAID RENDER FAILED — block #2]</w:t>
+        <w:drawing>
+          <wp:inline>
+            <wp:extent cx="5334000" cy="6531732"/>
+            <wp:effectExtent b="0" l="0" r="0" t="0"/>
+            <wp:docPr descr="diagram" title="" id="30" name="Picture"/>
+            <a:graphic>
+              <a:graphicData uri="http://schemas.openxmlformats.org/drawingml/2006/picture">
+                <pic:pic>
+                  <pic:nvPicPr>
+                    <pic:cNvPr descr="/tmp/.private/milosvasic/tmp.UrUSCZVJTH/img/diagram_002_daaed456e1d8.png" id="31" name="Picture"/>
+                    <pic:cNvPicPr>
+                      <a:picLocks noChangeArrowheads="1" noChangeAspect="1"/>
+                    </pic:cNvPicPr>
+                  </pic:nvPicPr>
+                  <pic:blipFill>
+                    <a:blip r:embed="rId29"/>
+                    <a:stretch>
+                      <a:fillRect/>
+                    </a:stretch>
+                  </pic:blipFill>
+                  <pic:spPr bwMode="auto">
+                    <a:xfrm>
+                      <a:off x="0" y="0"/>
+                      <a:ext cx="5334000" cy="6531732"/>
+                    </a:xfrm>
+                    <a:prstGeom prst="rect">
+                      <a:avLst/>
+                    </a:prstGeom>
+                    <a:noFill/>
+                    <a:ln w="9525">
+                      <a:noFill/>
+                      <a:headEnd/>
+                      <a:tailEnd/>
+                    </a:ln>
+                  </pic:spPr>
+                </pic:pic>
+              </a:graphicData>
+            </a:graphic>
+          </wp:inline>
+        </w:drawing>
       </w:r>
     </w:p>
     <w:p>
@@ -8955,9 +9025,9 @@
         </w:pict>
       </w:r>
     </w:p>
-    <w:bookmarkEnd w:id="26"/>
-    <w:bookmarkEnd w:id="27"/>
-    <w:bookmarkStart w:id="31" w:name="X8630676983b41d49f8d3917dd2338704e29e3c0"/>
+    <w:bookmarkEnd w:id="32"/>
+    <w:bookmarkEnd w:id="33"/>
+    <w:bookmarkStart w:id="37" w:name="X8630676983b41d49f8d3917dd2338704e29e3c0"/>
     <w:p>
       <w:pPr>
         <w:pStyle w:val="Heading2"/>
@@ -8966,7 +9036,7 @@
         <w:t xml:space="preserve">6. Constant-size padding — selection, oversize, and MTU interaction</w:t>
       </w:r>
     </w:p>
-    <w:bookmarkStart w:id="28" w:name="X8167fccb551ac931908b3dd473081d207bbcf04"/>
+    <w:bookmarkStart w:id="34" w:name="X8167fccb551ac931908b3dd473081d207bbcf04"/>
     <w:p>
       <w:pPr>
         <w:pStyle w:val="Heading3"/>
@@ -9521,8 +9591,8 @@
         <w:t xml:space="preserve">observer only ever sees one transport at a time, D3).</w:t>
       </w:r>
     </w:p>
-    <w:bookmarkEnd w:id="28"/>
-    <w:bookmarkStart w:id="29" w:name="Xf7d5fe9140c206aa4d07354f3543aeea478e4bc"/>
+    <w:bookmarkEnd w:id="34"/>
+    <w:bookmarkStart w:id="35" w:name="Xf7d5fe9140c206aa4d07354f3543aeea478e4bc"/>
     <w:p>
       <w:pPr>
         <w:pStyle w:val="Heading3"/>
@@ -9669,8 +9739,8 @@
         <w:t xml:space="preserve">Truncating would break WG decrypt; this is a hard error, never silent.</w:t>
       </w:r>
     </w:p>
-    <w:bookmarkEnd w:id="29"/>
-    <w:bookmarkStart w:id="30" w:name="X225c2d50771b3af1afca7baa020aebc32adc427"/>
+    <w:bookmarkEnd w:id="35"/>
+    <w:bookmarkStart w:id="36" w:name="X225c2d50771b3af1afca7baa020aebc32adc427"/>
     <w:p>
       <w:pPr>
         <w:pStyle w:val="Heading3"/>
@@ -9812,9 +9882,9 @@
         </w:pict>
       </w:r>
     </w:p>
-    <w:bookmarkEnd w:id="30"/>
-    <w:bookmarkEnd w:id="31"/>
-    <w:bookmarkStart w:id="39" w:name="Xcc4e701bf11c0088c2f838d564247c082281747"/>
+    <w:bookmarkEnd w:id="36"/>
+    <w:bookmarkEnd w:id="37"/>
+    <w:bookmarkStart w:id="51" w:name="Xcc4e701bf11c0088c2f838d564247c082281747"/>
     <w:p>
       <w:pPr>
         <w:pStyle w:val="Heading2"/>
@@ -9823,7 +9893,7 @@
         <w:t xml:space="preserve">7. Runtime behavior — loops, timing, back-pressure, reconfigure, lifecycle</w:t>
       </w:r>
     </w:p>
-    <w:bookmarkStart w:id="32" w:name="X2726a47d06742f8f1c59cbc27f1becee10cf775"/>
+    <w:bookmarkStart w:id="38" w:name="X2726a47d06742f8f1c59cbc27f1becee10cf775"/>
     <w:p>
       <w:pPr>
         <w:pStyle w:val="Heading3"/>
@@ -9982,8 +10052,8 @@
         <w:t xml:space="preserve">crate).</w:t>
       </w:r>
     </w:p>
-    <w:bookmarkEnd w:id="32"/>
-    <w:bookmarkStart w:id="33" w:name="X3da6eb9297c064b3ae1b3cd001a4df8e3444bbc"/>
+    <w:bookmarkEnd w:id="38"/>
+    <w:bookmarkStart w:id="39" w:name="X3da6eb9297c064b3ae1b3cd001a4df8e3444bbc"/>
     <w:p>
       <w:pPr>
         <w:pStyle w:val="Heading3"/>
@@ -10100,8 +10170,8 @@
         <w:t xml:space="preserve">of WireGuard-Go event-reporting latency [research-mullvad §1] — the same realism applies here).</w:t>
       </w:r>
     </w:p>
-    <w:bookmarkEnd w:id="33"/>
-    <w:bookmarkStart w:id="34" w:name="Xe0bc81c0f2f2ff7c505e3564f4d6f40fb757274"/>
+    <w:bookmarkEnd w:id="39"/>
+    <w:bookmarkStart w:id="40" w:name="Xe0bc81c0f2f2ff7c505e3564f4d6f40fb757274"/>
     <w:p>
       <w:pPr>
         <w:pStyle w:val="Heading3"/>
@@ -10259,8 +10329,8 @@
         <w:t xml:space="preserve">This makes D6 mechanical: even a malformed pushed machine cannot exceed the configured overhead.</w:t>
       </w:r>
     </w:p>
-    <w:bookmarkEnd w:id="34"/>
-    <w:bookmarkStart w:id="35" w:name="X129d1a59d904316619e7f389ad0fb8752796368"/>
+    <w:bookmarkEnd w:id="40"/>
+    <w:bookmarkStart w:id="41" w:name="X129d1a59d904316619e7f389ad0fb8752796368"/>
     <w:p>
       <w:pPr>
         <w:pStyle w:val="Heading3"/>
@@ -10453,8 +10523,8 @@
         <w:t xml:space="preserve">update" property [research-mullvad §1].</w:t>
       </w:r>
     </w:p>
-    <w:bookmarkEnd w:id="35"/>
-    <w:bookmarkStart w:id="36" w:name="X61faf12e5b6e4472b30addc45757eaa5d931f39"/>
+    <w:bookmarkEnd w:id="41"/>
+    <w:bookmarkStart w:id="42" w:name="X61faf12e5b6e4472b30addc45757eaa5d931f39"/>
     <w:p>
       <w:pPr>
         <w:pStyle w:val="Heading3"/>
@@ -10533,8 +10603,8 @@
         <w:t xml:space="preserve">§11.4.101 reversible/safe-decision discipline at the data-plane layer.</w:t>
       </w:r>
     </w:p>
-    <w:bookmarkEnd w:id="36"/>
-    <w:bookmarkStart w:id="37" w:name="Xc91c69fbd97e428562a96e0dcdc99a3bd103cc8"/>
+    <w:bookmarkEnd w:id="42"/>
+    <w:bookmarkStart w:id="46" w:name="Xc91c69fbd97e428562a96e0dcdc99a3bd103cc8"/>
     <w:p>
       <w:pPr>
         <w:pStyle w:val="Heading3"/>
@@ -10548,15 +10618,50 @@
         <w:pStyle w:val="FirstParagraph"/>
       </w:pPr>
       <w:r>
-        <w:rPr>
-          <w:b/>
-          <w:bCs/>
-        </w:rPr>
-        <w:t xml:space="preserve">[MERMAID RENDER FAILED — block #3]</w:t>
+        <w:drawing>
+          <wp:inline>
+            <wp:extent cx="5334000" cy="3844017"/>
+            <wp:effectExtent b="0" l="0" r="0" t="0"/>
+            <wp:docPr descr="diagram" title="" id="44" name="Picture"/>
+            <a:graphic>
+              <a:graphicData uri="http://schemas.openxmlformats.org/drawingml/2006/picture">
+                <pic:pic>
+                  <pic:nvPicPr>
+                    <pic:cNvPr descr="/tmp/.private/milosvasic/tmp.UrUSCZVJTH/img/diagram_003_19b09bb8af39.png" id="45" name="Picture"/>
+                    <pic:cNvPicPr>
+                      <a:picLocks noChangeArrowheads="1" noChangeAspect="1"/>
+                    </pic:cNvPicPr>
+                  </pic:nvPicPr>
+                  <pic:blipFill>
+                    <a:blip r:embed="rId43"/>
+                    <a:stretch>
+                      <a:fillRect/>
+                    </a:stretch>
+                  </pic:blipFill>
+                  <pic:spPr bwMode="auto">
+                    <a:xfrm>
+                      <a:off x="0" y="0"/>
+                      <a:ext cx="5334000" cy="3844017"/>
+                    </a:xfrm>
+                    <a:prstGeom prst="rect">
+                      <a:avLst/>
+                    </a:prstGeom>
+                    <a:noFill/>
+                    <a:ln w="9525">
+                      <a:noFill/>
+                      <a:headEnd/>
+                      <a:tailEnd/>
+                    </a:ln>
+                  </pic:spPr>
+                </pic:pic>
+              </a:graphicData>
+            </a:graphic>
+          </wp:inline>
+        </w:drawing>
       </w:r>
     </w:p>
-    <w:bookmarkEnd w:id="37"/>
-    <w:bookmarkStart w:id="38" w:name="X025abb54ad802ec71aee54964bb39a279d37e0d"/>
+    <w:bookmarkEnd w:id="46"/>
+    <w:bookmarkStart w:id="50" w:name="X025abb54ad802ec71aee54964bb39a279d37e0d"/>
     <w:p>
       <w:pPr>
         <w:pStyle w:val="Heading3"/>
@@ -10570,11 +10675,46 @@
         <w:pStyle w:val="FirstParagraph"/>
       </w:pPr>
       <w:r>
-        <w:rPr>
-          <w:b/>
-          <w:bCs/>
-        </w:rPr>
-        <w:t xml:space="preserve">[MERMAID RENDER FAILED — block #4]</w:t>
+        <w:drawing>
+          <wp:inline>
+            <wp:extent cx="5334000" cy="2292803"/>
+            <wp:effectExtent b="0" l="0" r="0" t="0"/>
+            <wp:docPr descr="diagram" title="" id="48" name="Picture"/>
+            <a:graphic>
+              <a:graphicData uri="http://schemas.openxmlformats.org/drawingml/2006/picture">
+                <pic:pic>
+                  <pic:nvPicPr>
+                    <pic:cNvPr descr="/tmp/.private/milosvasic/tmp.UrUSCZVJTH/img/diagram_004_026c21f85c1c.png" id="49" name="Picture"/>
+                    <pic:cNvPicPr>
+                      <a:picLocks noChangeArrowheads="1" noChangeAspect="1"/>
+                    </pic:cNvPicPr>
+                  </pic:nvPicPr>
+                  <pic:blipFill>
+                    <a:blip r:embed="rId47"/>
+                    <a:stretch>
+                      <a:fillRect/>
+                    </a:stretch>
+                  </pic:blipFill>
+                  <pic:spPr bwMode="auto">
+                    <a:xfrm>
+                      <a:off x="0" y="0"/>
+                      <a:ext cx="5334000" cy="2292803"/>
+                    </a:xfrm>
+                    <a:prstGeom prst="rect">
+                      <a:avLst/>
+                    </a:prstGeom>
+                    <a:noFill/>
+                    <a:ln w="9525">
+                      <a:noFill/>
+                      <a:headEnd/>
+                      <a:tailEnd/>
+                    </a:ln>
+                  </pic:spPr>
+                </pic:pic>
+              </a:graphicData>
+            </a:graphic>
+          </wp:inline>
+        </w:drawing>
       </w:r>
     </w:p>
     <w:p>
@@ -10584,9 +10724,9 @@
         </w:pict>
       </w:r>
     </w:p>
-    <w:bookmarkEnd w:id="38"/>
-    <w:bookmarkEnd w:id="39"/>
-    <w:bookmarkStart w:id="40" w:name="Xcd07cf81e798a9d73d8d65dd7517d6c64b661e9"/>
+    <w:bookmarkEnd w:id="50"/>
+    <w:bookmarkEnd w:id="51"/>
+    <w:bookmarkStart w:id="52" w:name="Xcd07cf81e798a9d73d8d65dd7517d6c64b661e9"/>
     <w:p>
       <w:pPr>
         <w:pStyle w:val="Heading2"/>
@@ -11359,8 +11499,8 @@
         </w:pict>
       </w:r>
     </w:p>
-    <w:bookmarkEnd w:id="40"/>
-    <w:bookmarkStart w:id="41" w:name="X30433b09e6d25e5f037730a70d91d6b28647691"/>
+    <w:bookmarkEnd w:id="52"/>
+    <w:bookmarkStart w:id="53" w:name="X30433b09e6d25e5f037730a70d91d6b28647691"/>
     <w:p>
       <w:pPr>
         <w:pStyle w:val="Heading2"/>
@@ -12666,8 +12806,8 @@
         </w:pict>
       </w:r>
     </w:p>
-    <w:bookmarkEnd w:id="41"/>
-    <w:bookmarkStart w:id="42" w:name="X652e4cc433a36e8f63ad727bbb8e3584e3b05d6"/>
+    <w:bookmarkEnd w:id="53"/>
+    <w:bookmarkStart w:id="54" w:name="X652e4cc433a36e8f63ad727bbb8e3584e3b05d6"/>
     <w:p>
       <w:pPr>
         <w:pStyle w:val="Heading2"/>
@@ -13152,8 +13292,8 @@
         </w:pict>
       </w:r>
     </w:p>
-    <w:bookmarkEnd w:id="42"/>
-    <w:bookmarkStart w:id="43" w:name="X59ec5cb7de35588a181910a79a51dc9ac048ec5"/>
+    <w:bookmarkEnd w:id="54"/>
+    <w:bookmarkStart w:id="55" w:name="X59ec5cb7de35588a181910a79a51dc9ac048ec5"/>
     <w:p>
       <w:pPr>
         <w:pStyle w:val="Heading2"/>
@@ -13964,8 +14104,8 @@
         <w:t xml:space="preserve">frame format (§5.1).</w:t>
       </w:r>
     </w:p>
-    <w:bookmarkEnd w:id="43"/>
-    <w:bookmarkEnd w:id="44"/>
+    <w:bookmarkEnd w:id="55"/>
+    <w:bookmarkEnd w:id="56"/>
     <w:sectPr>
       <w:footnotePr>
         <w:numRestart w:val="eachSect"/>
